--- a/assets/분진 태그 인쇄물 - 듀얼패드.docx
+++ b/assets/분진 태그 인쇄물 - 듀얼패드.docx
@@ -5,16 +5,19 @@
     <w:p>
       <w:pPr>
         <w:ind w:firstLineChars="100" w:firstLine="220"/>
+        <w:rPr>
+          <w:rFonts w:hint="eastAsia"/>
+        </w:rPr>
       </w:pPr>
       <w:r>
         <w:rPr>
           <w:noProof/>
         </w:rPr>
         <w:drawing>
-          <wp:inline distT="0" distB="0" distL="0" distR="0" wp14:anchorId="2A8970AF" wp14:editId="27024E25">
-            <wp:extent cx="1711842" cy="1711842"/>
-            <wp:effectExtent l="0" t="0" r="3175" b="3175"/>
-            <wp:docPr id="565517381" name="그림 1"/>
+          <wp:inline distT="0" distB="0" distL="0" distR="0" wp14:anchorId="5D5DC4BC" wp14:editId="5832C372">
+            <wp:extent cx="1781175" cy="1781175"/>
+            <wp:effectExtent l="19050" t="19050" r="28575" b="28575"/>
+            <wp:docPr id="1595620599" name="그림 2"/>
             <wp:cNvGraphicFramePr>
               <a:graphicFrameLocks xmlns:a="http://schemas.openxmlformats.org/drawingml/2006/main" noChangeAspect="1"/>
             </wp:cNvGraphicFramePr>
@@ -22,7 +25,7 @@
               <a:graphicData uri="http://schemas.openxmlformats.org/drawingml/2006/picture">
                 <pic:pic xmlns:pic="http://schemas.openxmlformats.org/drawingml/2006/picture">
                   <pic:nvPicPr>
-                    <pic:cNvPr id="0" name="Picture 1"/>
+                    <pic:cNvPr id="0" name="Picture 6"/>
                     <pic:cNvPicPr>
                       <a:picLocks noChangeAspect="1" noChangeArrowheads="1"/>
                     </pic:cNvPicPr>
@@ -43,14 +46,16 @@
                   <pic:spPr bwMode="auto">
                     <a:xfrm>
                       <a:off x="0" y="0"/>
-                      <a:ext cx="1715923" cy="1715923"/>
+                      <a:ext cx="1781175" cy="1781175"/>
                     </a:xfrm>
                     <a:prstGeom prst="rect">
                       <a:avLst/>
                     </a:prstGeom>
                     <a:noFill/>
-                    <a:ln>
-                      <a:noFill/>
+                    <a:ln w="3175">
+                      <a:solidFill>
+                        <a:schemeClr val="tx1"/>
+                      </a:solidFill>
                     </a:ln>
                   </pic:spPr>
                 </pic:pic>
@@ -59,28 +64,21 @@
           </wp:inline>
         </w:drawing>
       </w:r>
-    </w:p>
-    <w:p>
-      <w:pPr>
-        <w:ind w:firstLineChars="100" w:firstLine="220"/>
+      <w:r>
         <w:rPr>
           <w:rFonts w:hint="eastAsia"/>
         </w:rPr>
-      </w:pPr>
-    </w:p>
-    <w:p>
-      <w:pPr>
-        <w:ind w:firstLineChars="100" w:firstLine="220"/>
-      </w:pPr>
+        <w:t xml:space="preserve">       </w:t>
+      </w:r>
       <w:r>
         <w:rPr>
           <w:noProof/>
         </w:rPr>
         <w:drawing>
-          <wp:inline distT="0" distB="0" distL="0" distR="0" wp14:anchorId="413480D0" wp14:editId="40C36995">
-            <wp:extent cx="1711325" cy="1711325"/>
-            <wp:effectExtent l="0" t="0" r="3175" b="3175"/>
-            <wp:docPr id="1922643990" name="그림 2"/>
+          <wp:inline distT="0" distB="0" distL="0" distR="0" wp14:anchorId="44E3C5D7" wp14:editId="5A7F1418">
+            <wp:extent cx="1809750" cy="1809750"/>
+            <wp:effectExtent l="19050" t="19050" r="19050" b="19050"/>
+            <wp:docPr id="937088517" name="그림 7"/>
             <wp:cNvGraphicFramePr>
               <a:graphicFrameLocks xmlns:a="http://schemas.openxmlformats.org/drawingml/2006/main" noChangeAspect="1"/>
             </wp:cNvGraphicFramePr>
@@ -88,7 +86,7 @@
               <a:graphicData uri="http://schemas.openxmlformats.org/drawingml/2006/picture">
                 <pic:pic xmlns:pic="http://schemas.openxmlformats.org/drawingml/2006/picture">
                   <pic:nvPicPr>
-                    <pic:cNvPr id="0" name="Picture 3"/>
+                    <pic:cNvPr id="0" name="Picture 19"/>
                     <pic:cNvPicPr>
                       <a:picLocks noChangeAspect="1" noChangeArrowheads="1"/>
                     </pic:cNvPicPr>
@@ -109,14 +107,16 @@
                   <pic:spPr bwMode="auto">
                     <a:xfrm>
                       <a:off x="0" y="0"/>
-                      <a:ext cx="1711325" cy="1711325"/>
+                      <a:ext cx="1809750" cy="1809750"/>
                     </a:xfrm>
                     <a:prstGeom prst="rect">
                       <a:avLst/>
                     </a:prstGeom>
                     <a:noFill/>
-                    <a:ln>
-                      <a:noFill/>
+                    <a:ln w="3175">
+                      <a:solidFill>
+                        <a:schemeClr val="tx1"/>
+                      </a:solidFill>
                     </a:ln>
                   </pic:spPr>
                 </pic:pic>
@@ -140,10 +140,10 @@
           <w:noProof/>
         </w:rPr>
         <w:drawing>
-          <wp:inline distT="0" distB="0" distL="0" distR="0" wp14:anchorId="38B74863" wp14:editId="4C0396F7">
-            <wp:extent cx="1711325" cy="1711325"/>
-            <wp:effectExtent l="0" t="0" r="3175" b="3175"/>
-            <wp:docPr id="1251236678" name="그림 3"/>
+          <wp:inline distT="0" distB="0" distL="0" distR="0" wp14:anchorId="2E54CCA4" wp14:editId="6D7271A7">
+            <wp:extent cx="1809750" cy="1809750"/>
+            <wp:effectExtent l="19050" t="19050" r="19050" b="19050"/>
+            <wp:docPr id="107380941" name="그림 3"/>
             <wp:cNvGraphicFramePr>
               <a:graphicFrameLocks xmlns:a="http://schemas.openxmlformats.org/drawingml/2006/main" noChangeAspect="1"/>
             </wp:cNvGraphicFramePr>
@@ -151,7 +151,7 @@
               <a:graphicData uri="http://schemas.openxmlformats.org/drawingml/2006/picture">
                 <pic:pic xmlns:pic="http://schemas.openxmlformats.org/drawingml/2006/picture">
                   <pic:nvPicPr>
-                    <pic:cNvPr id="0" name="Picture 5"/>
+                    <pic:cNvPr id="0" name="Picture 8"/>
                     <pic:cNvPicPr>
                       <a:picLocks noChangeAspect="1" noChangeArrowheads="1"/>
                     </pic:cNvPicPr>
@@ -172,14 +172,16 @@
                   <pic:spPr bwMode="auto">
                     <a:xfrm>
                       <a:off x="0" y="0"/>
-                      <a:ext cx="1711325" cy="1711325"/>
+                      <a:ext cx="1809750" cy="1809750"/>
                     </a:xfrm>
                     <a:prstGeom prst="rect">
                       <a:avLst/>
                     </a:prstGeom>
                     <a:noFill/>
-                    <a:ln>
-                      <a:noFill/>
+                    <a:ln w="3175">
+                      <a:solidFill>
+                        <a:schemeClr val="tx1"/>
+                      </a:solidFill>
                     </a:ln>
                   </pic:spPr>
                 </pic:pic>
@@ -203,10 +205,10 @@
           <w:noProof/>
         </w:rPr>
         <w:drawing>
-          <wp:inline distT="0" distB="0" distL="0" distR="0" wp14:anchorId="53B28FC8" wp14:editId="1B5537EC">
-            <wp:extent cx="1647825" cy="1647825"/>
-            <wp:effectExtent l="0" t="0" r="9525" b="9525"/>
-            <wp:docPr id="450874700" name="그림 4"/>
+          <wp:inline distT="0" distB="0" distL="0" distR="0" wp14:anchorId="0ECF675F" wp14:editId="23542093">
+            <wp:extent cx="1819275" cy="1819275"/>
+            <wp:effectExtent l="19050" t="19050" r="28575" b="28575"/>
+            <wp:docPr id="430574947" name="그림 4"/>
             <wp:cNvGraphicFramePr>
               <a:graphicFrameLocks xmlns:a="http://schemas.openxmlformats.org/drawingml/2006/main" noChangeAspect="1"/>
             </wp:cNvGraphicFramePr>
@@ -214,7 +216,7 @@
               <a:graphicData uri="http://schemas.openxmlformats.org/drawingml/2006/picture">
                 <pic:pic xmlns:pic="http://schemas.openxmlformats.org/drawingml/2006/picture">
                   <pic:nvPicPr>
-                    <pic:cNvPr id="0" name="Picture 7"/>
+                    <pic:cNvPr id="0" name="Picture 10"/>
                     <pic:cNvPicPr>
                       <a:picLocks noChangeAspect="1" noChangeArrowheads="1"/>
                     </pic:cNvPicPr>
@@ -235,14 +237,16 @@
                   <pic:spPr bwMode="auto">
                     <a:xfrm>
                       <a:off x="0" y="0"/>
-                      <a:ext cx="1647825" cy="1647825"/>
+                      <a:ext cx="1819275" cy="1819275"/>
                     </a:xfrm>
                     <a:prstGeom prst="rect">
                       <a:avLst/>
                     </a:prstGeom>
                     <a:noFill/>
-                    <a:ln>
-                      <a:noFill/>
+                    <a:ln w="3175">
+                      <a:solidFill>
+                        <a:schemeClr val="tx1"/>
+                      </a:solidFill>
                     </a:ln>
                   </pic:spPr>
                 </pic:pic>
@@ -256,24 +260,12 @@
       <w:pPr>
         <w:ind w:firstLineChars="100" w:firstLine="220"/>
       </w:pPr>
-    </w:p>
-    <w:p>
-      <w:pPr>
-        <w:ind w:firstLineChars="100" w:firstLine="220"/>
-      </w:pPr>
-      <w:r>
-        <w:rPr>
-          <w:rFonts w:hint="eastAsia"/>
-        </w:rPr>
-        <w:lastRenderedPageBreak/>
-        <w:t>`</w:t>
-      </w:r>
       <w:r>
         <w:drawing>
-          <wp:inline distT="0" distB="0" distL="0" distR="0" wp14:anchorId="2AD24C20" wp14:editId="7C09B442">
-            <wp:extent cx="1752600" cy="1752600"/>
-            <wp:effectExtent l="0" t="0" r="0" b="0"/>
-            <wp:docPr id="676447486" name="그림 6"/>
+          <wp:inline distT="0" distB="0" distL="0" distR="0" wp14:anchorId="3EDB1C2B" wp14:editId="7A4AD180">
+            <wp:extent cx="1819275" cy="1819275"/>
+            <wp:effectExtent l="19050" t="19050" r="28575" b="28575"/>
+            <wp:docPr id="495732729" name="그림 6"/>
             <wp:cNvGraphicFramePr>
               <a:graphicFrameLocks xmlns:a="http://schemas.openxmlformats.org/drawingml/2006/main" noChangeAspect="1"/>
             </wp:cNvGraphicFramePr>
@@ -281,7 +273,7 @@
               <a:graphicData uri="http://schemas.openxmlformats.org/drawingml/2006/picture">
                 <pic:pic xmlns:pic="http://schemas.openxmlformats.org/drawingml/2006/picture">
                   <pic:nvPicPr>
-                    <pic:cNvPr id="0" name="Picture 14"/>
+                    <pic:cNvPr id="0" name="Picture 17"/>
                     <pic:cNvPicPr>
                       <a:picLocks noChangeAspect="1" noChangeArrowheads="1"/>
                     </pic:cNvPicPr>
@@ -302,14 +294,16 @@
                   <pic:spPr bwMode="auto">
                     <a:xfrm>
                       <a:off x="0" y="0"/>
-                      <a:ext cx="1752600" cy="1752600"/>
+                      <a:ext cx="1819275" cy="1819275"/>
                     </a:xfrm>
                     <a:prstGeom prst="rect">
                       <a:avLst/>
                     </a:prstGeom>
                     <a:noFill/>
-                    <a:ln>
-                      <a:noFill/>
+                    <a:ln w="3175">
+                      <a:solidFill>
+                        <a:schemeClr val="tx1"/>
+                      </a:solidFill>
                     </a:ln>
                   </pic:spPr>
                 </pic:pic>
@@ -318,14 +312,6 @@
           </wp:inline>
         </w:drawing>
       </w:r>
-    </w:p>
-    <w:p>
-      <w:pPr>
-        <w:ind w:firstLineChars="100" w:firstLine="220"/>
-        <w:rPr>
-          <w:rFonts w:hint="eastAsia"/>
-        </w:rPr>
-      </w:pPr>
     </w:p>
     <w:sectPr>
       <w:pgSz w:w="11906" w:h="16838"/>
